--- a/Record/BIGDATA-LAB-RECORD-PART-1.docx
+++ b/Record/BIGDATA-LAB-RECORD-PART-1.docx
@@ -826,25 +826,7 @@
                 <w:sz w:val="28"/>
                 <w:szCs w:val="28"/>
               </w:rPr>
-              <w:t xml:space="preserve">Adyar, </w:t>
-            </w:r>
-            <w:proofErr w:type="spellStart"/>
-            <w:r>
-              <w:rPr>
-                <w:rFonts w:ascii="Times New Roman" w:hAnsi="Times New Roman" w:cs="Times New Roman"/>
-                <w:sz w:val="28"/>
-                <w:szCs w:val="28"/>
-              </w:rPr>
-              <w:t>Mangaluru</w:t>
-            </w:r>
-            <w:proofErr w:type="spellEnd"/>
-            <w:r>
-              <w:rPr>
-                <w:rFonts w:ascii="Times New Roman" w:hAnsi="Times New Roman" w:cs="Times New Roman"/>
-                <w:sz w:val="28"/>
-                <w:szCs w:val="28"/>
-              </w:rPr>
-              <w:t xml:space="preserve"> - 575 007</w:t>
+              <w:t>Adyar, Mangaluru - 575 007</w:t>
             </w:r>
           </w:p>
           <w:p>
@@ -1089,23 +1071,21 @@
         </w:rPr>
         <w:t xml:space="preserve">Data Science </w:t>
       </w:r>
-      <w:proofErr w:type="gramStart"/>
-      <w:r>
-        <w:rPr>
-          <w:rFonts w:ascii="Times New Roman" w:hAnsi="Times New Roman" w:cs="Times New Roman"/>
-          <w:sz w:val="32"/>
-          <w:szCs w:val="32"/>
-        </w:rPr>
-        <w:t>And</w:t>
-      </w:r>
-      <w:proofErr w:type="gramEnd"/>
-      <w:r>
-        <w:rPr>
-          <w:rFonts w:ascii="Times New Roman" w:hAnsi="Times New Roman" w:cs="Times New Roman"/>
-          <w:sz w:val="32"/>
-          <w:szCs w:val="32"/>
-        </w:rPr>
-        <w:t xml:space="preserve"> Big Data Analytics</w:t>
+      <w:r>
+        <w:rPr>
+          <w:rFonts w:ascii="Times New Roman" w:hAnsi="Times New Roman" w:cs="Times New Roman"/>
+          <w:sz w:val="32"/>
+          <w:szCs w:val="32"/>
+        </w:rPr>
+        <w:t>a</w:t>
+      </w:r>
+      <w:r>
+        <w:rPr>
+          <w:rFonts w:ascii="Times New Roman" w:hAnsi="Times New Roman" w:cs="Times New Roman"/>
+          <w:sz w:val="32"/>
+          <w:szCs w:val="32"/>
+        </w:rPr>
+        <w:t>nd Big Data Analytics</w:t>
       </w:r>
       <w:r>
         <w:rPr>
@@ -1411,7 +1391,7 @@
           </mc:Choice>
           <mc:Fallback>
             <w:pict>
-              <v:oval w14:anchorId="03F65B54" id="Oval 18" o:spid="_x0000_s1026" style="position:absolute;margin-left:14.5pt;margin-top:32.85pt;width:118pt;height:94pt;z-index:251659264;visibility:visible;mso-wrap-style:square;mso-width-percent:0;mso-height-percent:0;mso-wrap-distance-left:9pt;mso-wrap-distance-top:0;mso-wrap-distance-right:9pt;mso-wrap-distance-bottom:0;mso-position-horizontal:absolute;mso-position-horizontal-relative:text;mso-position-vertical:absolute;mso-position-vertical-relative:text;mso-width-percent:0;mso-height-percent:0;mso-width-relative:margin;mso-height-relative:margin;v-text-anchor:middle" o:gfxdata="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" filled="f" strokecolor="black [3213]" strokeweight="2pt"/>
+              <v:oval w14:anchorId="4EB81062" id="Oval 18" o:spid="_x0000_s1026" style="position:absolute;margin-left:14.5pt;margin-top:32.85pt;width:118pt;height:94pt;z-index:251659264;visibility:visible;mso-wrap-style:square;mso-width-percent:0;mso-height-percent:0;mso-wrap-distance-left:9pt;mso-wrap-distance-top:0;mso-wrap-distance-right:9pt;mso-wrap-distance-bottom:0;mso-position-horizontal:absolute;mso-position-horizontal-relative:text;mso-position-vertical:absolute;mso-position-vertical-relative:text;mso-width-percent:0;mso-height-percent:0;mso-width-relative:margin;mso-height-relative:margin;v-text-anchor:middle" o:gfxdata="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" filled="f" strokecolor="black [3213]" strokeweight="2pt"/>
             </w:pict>
           </mc:Fallback>
         </mc:AlternateContent>
@@ -1785,7 +1765,7 @@
       </w:tr>
       <w:tr>
         <w:trPr>
-          <w:trHeight w:val="1013"/>
+          <w:trHeight w:val="774"/>
           <w:jc w:val="center"/>
         </w:trPr>
         <w:tc>
@@ -1870,6 +1850,16 @@
               </w:rPr>
             </w:pPr>
           </w:p>
+          <w:p>
+            <w:pPr>
+              <w:jc w:val="center"/>
+              <w:rPr>
+                <w:rFonts w:ascii="Times New Roman" w:hAnsi="Times New Roman" w:cs="Times New Roman"/>
+                <w:sz w:val="24"/>
+                <w:szCs w:val="24"/>
+              </w:rPr>
+            </w:pPr>
+          </w:p>
         </w:tc>
         <w:tc>
           <w:tcPr>
@@ -1890,6 +1880,24 @@
                 <w:szCs w:val="24"/>
               </w:rPr>
             </w:pPr>
+          </w:p>
+          <w:p>
+            <w:pPr>
+              <w:jc w:val="center"/>
+              <w:rPr>
+                <w:rFonts w:ascii="Times New Roman" w:hAnsi="Times New Roman" w:cs="Times New Roman"/>
+                <w:sz w:val="24"/>
+                <w:szCs w:val="24"/>
+              </w:rPr>
+            </w:pPr>
+            <w:r>
+              <w:rPr>
+                <w:rFonts w:ascii="Times New Roman" w:hAnsi="Times New Roman" w:cs="Times New Roman"/>
+                <w:sz w:val="24"/>
+                <w:szCs w:val="24"/>
+              </w:rPr>
+              <w:t>01</w:t>
+            </w:r>
           </w:p>
         </w:tc>
         <w:tc>
@@ -1977,15 +1985,7 @@
                 <w:sz w:val="24"/>
                 <w:szCs w:val="24"/>
               </w:rPr>
-              <w:t>Histogram for Frequency distribution</w:t>
-            </w:r>
-            <w:r>
-              <w:rPr>
-                <w:rFonts w:ascii="Times New Roman" w:hAnsi="Times New Roman" w:cs="Times New Roman"/>
-                <w:sz w:val="24"/>
-                <w:szCs w:val="24"/>
-              </w:rPr>
-              <w:t xml:space="preserve"> in mtcars.csv</w:t>
+              <w:t>Histogram for Frequency distribution in mtcars.csv</w:t>
             </w:r>
           </w:p>
         </w:tc>
@@ -2009,6 +2009,16 @@
               </w:rPr>
             </w:pPr>
           </w:p>
+          <w:p>
+            <w:pPr>
+              <w:jc w:val="center"/>
+              <w:rPr>
+                <w:rFonts w:ascii="Times New Roman" w:hAnsi="Times New Roman" w:cs="Times New Roman"/>
+                <w:sz w:val="24"/>
+                <w:szCs w:val="24"/>
+              </w:rPr>
+            </w:pPr>
+          </w:p>
         </w:tc>
         <w:tc>
           <w:tcPr>
@@ -2029,6 +2039,32 @@
                 <w:szCs w:val="24"/>
               </w:rPr>
             </w:pPr>
+          </w:p>
+          <w:p>
+            <w:pPr>
+              <w:jc w:val="center"/>
+              <w:rPr>
+                <w:rFonts w:ascii="Times New Roman" w:hAnsi="Times New Roman" w:cs="Times New Roman"/>
+                <w:sz w:val="24"/>
+                <w:szCs w:val="24"/>
+              </w:rPr>
+            </w:pPr>
+            <w:r>
+              <w:rPr>
+                <w:rFonts w:ascii="Times New Roman" w:hAnsi="Times New Roman" w:cs="Times New Roman"/>
+                <w:sz w:val="24"/>
+                <w:szCs w:val="24"/>
+              </w:rPr>
+              <w:t>0</w:t>
+            </w:r>
+            <w:r>
+              <w:rPr>
+                <w:rFonts w:ascii="Times New Roman" w:hAnsi="Times New Roman" w:cs="Times New Roman"/>
+                <w:sz w:val="24"/>
+                <w:szCs w:val="24"/>
+              </w:rPr>
+              <w:t>2</w:t>
+            </w:r>
           </w:p>
         </w:tc>
         <w:tc>
@@ -2140,6 +2176,16 @@
               </w:rPr>
             </w:pPr>
           </w:p>
+          <w:p>
+            <w:pPr>
+              <w:jc w:val="center"/>
+              <w:rPr>
+                <w:rFonts w:ascii="Times New Roman" w:hAnsi="Times New Roman" w:cs="Times New Roman"/>
+                <w:sz w:val="24"/>
+                <w:szCs w:val="24"/>
+              </w:rPr>
+            </w:pPr>
+          </w:p>
         </w:tc>
         <w:tc>
           <w:tcPr>
@@ -2160,6 +2206,32 @@
                 <w:szCs w:val="24"/>
               </w:rPr>
             </w:pPr>
+          </w:p>
+          <w:p>
+            <w:pPr>
+              <w:jc w:val="center"/>
+              <w:rPr>
+                <w:rFonts w:ascii="Times New Roman" w:hAnsi="Times New Roman" w:cs="Times New Roman"/>
+                <w:sz w:val="24"/>
+                <w:szCs w:val="24"/>
+              </w:rPr>
+            </w:pPr>
+            <w:r>
+              <w:rPr>
+                <w:rFonts w:ascii="Times New Roman" w:hAnsi="Times New Roman" w:cs="Times New Roman"/>
+                <w:sz w:val="24"/>
+                <w:szCs w:val="24"/>
+              </w:rPr>
+              <w:t>0</w:t>
+            </w:r>
+            <w:r>
+              <w:rPr>
+                <w:rFonts w:ascii="Times New Roman" w:hAnsi="Times New Roman" w:cs="Times New Roman"/>
+                <w:sz w:val="24"/>
+                <w:szCs w:val="24"/>
+              </w:rPr>
+              <w:t>3</w:t>
+            </w:r>
           </w:p>
         </w:tc>
         <w:tc>
@@ -2271,6 +2343,16 @@
               </w:rPr>
             </w:pPr>
           </w:p>
+          <w:p>
+            <w:pPr>
+              <w:jc w:val="center"/>
+              <w:rPr>
+                <w:rFonts w:ascii="Times New Roman" w:hAnsi="Times New Roman" w:cs="Times New Roman"/>
+                <w:sz w:val="24"/>
+                <w:szCs w:val="24"/>
+              </w:rPr>
+            </w:pPr>
+          </w:p>
         </w:tc>
         <w:tc>
           <w:tcPr>
@@ -2291,6 +2373,32 @@
                 <w:szCs w:val="24"/>
               </w:rPr>
             </w:pPr>
+          </w:p>
+          <w:p>
+            <w:pPr>
+              <w:jc w:val="center"/>
+              <w:rPr>
+                <w:rFonts w:ascii="Times New Roman" w:hAnsi="Times New Roman" w:cs="Times New Roman"/>
+                <w:sz w:val="24"/>
+                <w:szCs w:val="24"/>
+              </w:rPr>
+            </w:pPr>
+            <w:r>
+              <w:rPr>
+                <w:rFonts w:ascii="Times New Roman" w:hAnsi="Times New Roman" w:cs="Times New Roman"/>
+                <w:sz w:val="24"/>
+                <w:szCs w:val="24"/>
+              </w:rPr>
+              <w:t>0</w:t>
+            </w:r>
+            <w:r>
+              <w:rPr>
+                <w:rFonts w:ascii="Times New Roman" w:hAnsi="Times New Roman" w:cs="Times New Roman"/>
+                <w:sz w:val="24"/>
+                <w:szCs w:val="24"/>
+              </w:rPr>
+              <w:t>5</w:t>
+            </w:r>
           </w:p>
         </w:tc>
         <w:tc>
@@ -2402,6 +2510,15 @@
               </w:rPr>
             </w:pPr>
           </w:p>
+          <w:p>
+            <w:pPr>
+              <w:rPr>
+                <w:rFonts w:ascii="Times New Roman" w:hAnsi="Times New Roman" w:cs="Times New Roman"/>
+                <w:sz w:val="24"/>
+                <w:szCs w:val="24"/>
+              </w:rPr>
+            </w:pPr>
+          </w:p>
         </w:tc>
         <w:tc>
           <w:tcPr>
@@ -2422,6 +2539,32 @@
                 <w:szCs w:val="24"/>
               </w:rPr>
             </w:pPr>
+          </w:p>
+          <w:p>
+            <w:pPr>
+              <w:jc w:val="center"/>
+              <w:rPr>
+                <w:rFonts w:ascii="Times New Roman" w:hAnsi="Times New Roman" w:cs="Times New Roman"/>
+                <w:sz w:val="24"/>
+                <w:szCs w:val="24"/>
+              </w:rPr>
+            </w:pPr>
+            <w:r>
+              <w:rPr>
+                <w:rFonts w:ascii="Times New Roman" w:hAnsi="Times New Roman" w:cs="Times New Roman"/>
+                <w:sz w:val="24"/>
+                <w:szCs w:val="24"/>
+              </w:rPr>
+              <w:t>0</w:t>
+            </w:r>
+            <w:r>
+              <w:rPr>
+                <w:rFonts w:ascii="Times New Roman" w:hAnsi="Times New Roman" w:cs="Times New Roman"/>
+                <w:sz w:val="24"/>
+                <w:szCs w:val="24"/>
+              </w:rPr>
+              <w:t>7</w:t>
+            </w:r>
           </w:p>
         </w:tc>
         <w:tc>
@@ -2533,6 +2676,16 @@
               </w:rPr>
             </w:pPr>
           </w:p>
+          <w:p>
+            <w:pPr>
+              <w:jc w:val="center"/>
+              <w:rPr>
+                <w:rFonts w:ascii="Times New Roman" w:hAnsi="Times New Roman" w:cs="Times New Roman"/>
+                <w:sz w:val="24"/>
+                <w:szCs w:val="24"/>
+              </w:rPr>
+            </w:pPr>
+          </w:p>
         </w:tc>
         <w:tc>
           <w:tcPr>
@@ -2553,6 +2706,24 @@
                 <w:szCs w:val="24"/>
               </w:rPr>
             </w:pPr>
+          </w:p>
+          <w:p>
+            <w:pPr>
+              <w:jc w:val="center"/>
+              <w:rPr>
+                <w:rFonts w:ascii="Times New Roman" w:hAnsi="Times New Roman" w:cs="Times New Roman"/>
+                <w:sz w:val="24"/>
+                <w:szCs w:val="24"/>
+              </w:rPr>
+            </w:pPr>
+            <w:r>
+              <w:rPr>
+                <w:rFonts w:ascii="Times New Roman" w:hAnsi="Times New Roman" w:cs="Times New Roman"/>
+                <w:sz w:val="24"/>
+                <w:szCs w:val="24"/>
+              </w:rPr>
+              <w:t>08</w:t>
+            </w:r>
           </w:p>
         </w:tc>
         <w:tc>
@@ -2640,31 +2811,7 @@
                 <w:sz w:val="24"/>
                 <w:szCs w:val="24"/>
               </w:rPr>
-              <w:t xml:space="preserve">K-Means and </w:t>
-            </w:r>
-            <w:r>
-              <w:rPr>
-                <w:rFonts w:ascii="Times New Roman" w:hAnsi="Times New Roman" w:cs="Times New Roman"/>
-                <w:sz w:val="24"/>
-                <w:szCs w:val="24"/>
-              </w:rPr>
-              <w:t>Hierarchical</w:t>
-            </w:r>
-            <w:r>
-              <w:rPr>
-                <w:rFonts w:ascii="Times New Roman" w:hAnsi="Times New Roman" w:cs="Times New Roman"/>
-                <w:sz w:val="24"/>
-                <w:szCs w:val="24"/>
-              </w:rPr>
-              <w:t xml:space="preserve"> Cl</w:t>
-            </w:r>
-            <w:r>
-              <w:rPr>
-                <w:rFonts w:ascii="Times New Roman" w:hAnsi="Times New Roman" w:cs="Times New Roman"/>
-                <w:sz w:val="24"/>
-                <w:szCs w:val="24"/>
-              </w:rPr>
-              <w:t>ustering using Spark</w:t>
+              <w:t>K-Means and Hierarchical Clustering using Spark</w:t>
             </w:r>
           </w:p>
         </w:tc>
@@ -2688,6 +2835,16 @@
               </w:rPr>
             </w:pPr>
           </w:p>
+          <w:p>
+            <w:pPr>
+              <w:jc w:val="center"/>
+              <w:rPr>
+                <w:rFonts w:ascii="Times New Roman" w:hAnsi="Times New Roman" w:cs="Times New Roman"/>
+                <w:sz w:val="24"/>
+                <w:szCs w:val="24"/>
+              </w:rPr>
+            </w:pPr>
+          </w:p>
         </w:tc>
         <w:tc>
           <w:tcPr>
@@ -2708,6 +2865,24 @@
                 <w:szCs w:val="24"/>
               </w:rPr>
             </w:pPr>
+          </w:p>
+          <w:p>
+            <w:pPr>
+              <w:jc w:val="center"/>
+              <w:rPr>
+                <w:rFonts w:ascii="Times New Roman" w:hAnsi="Times New Roman" w:cs="Times New Roman"/>
+                <w:sz w:val="24"/>
+                <w:szCs w:val="24"/>
+              </w:rPr>
+            </w:pPr>
+            <w:r>
+              <w:rPr>
+                <w:rFonts w:ascii="Times New Roman" w:hAnsi="Times New Roman" w:cs="Times New Roman"/>
+                <w:sz w:val="24"/>
+                <w:szCs w:val="24"/>
+              </w:rPr>
+              <w:t>11</w:t>
+            </w:r>
           </w:p>
         </w:tc>
         <w:tc>
@@ -2819,6 +2994,26 @@
               </w:rPr>
             </w:pPr>
           </w:p>
+          <w:p>
+            <w:pPr>
+              <w:jc w:val="center"/>
+              <w:rPr>
+                <w:rFonts w:ascii="Times New Roman" w:hAnsi="Times New Roman" w:cs="Times New Roman"/>
+                <w:sz w:val="24"/>
+                <w:szCs w:val="24"/>
+              </w:rPr>
+            </w:pPr>
+          </w:p>
+          <w:p>
+            <w:pPr>
+              <w:jc w:val="center"/>
+              <w:rPr>
+                <w:rFonts w:ascii="Times New Roman" w:hAnsi="Times New Roman" w:cs="Times New Roman"/>
+                <w:sz w:val="24"/>
+                <w:szCs w:val="24"/>
+              </w:rPr>
+            </w:pPr>
+          </w:p>
         </w:tc>
         <w:tc>
           <w:tcPr>
@@ -2839,6 +3034,24 @@
                 <w:szCs w:val="24"/>
               </w:rPr>
             </w:pPr>
+          </w:p>
+          <w:p>
+            <w:pPr>
+              <w:jc w:val="center"/>
+              <w:rPr>
+                <w:rFonts w:ascii="Times New Roman" w:hAnsi="Times New Roman" w:cs="Times New Roman"/>
+                <w:sz w:val="24"/>
+                <w:szCs w:val="24"/>
+              </w:rPr>
+            </w:pPr>
+            <w:r>
+              <w:rPr>
+                <w:rFonts w:ascii="Times New Roman" w:hAnsi="Times New Roman" w:cs="Times New Roman"/>
+                <w:sz w:val="24"/>
+                <w:szCs w:val="24"/>
+              </w:rPr>
+              <w:t>13</w:t>
+            </w:r>
           </w:p>
         </w:tc>
         <w:tc>
@@ -3588,6 +3801,7 @@
   <w:style w:type="character" w:default="1" w:styleId="DefaultParagraphFont">
     <w:name w:val="Default Paragraph Font"/>
     <w:uiPriority w:val="1"/>
+    <w:semiHidden/>
     <w:unhideWhenUsed/>
   </w:style>
   <w:style w:type="table" w:default="1" w:styleId="TableNormal">

--- a/Record/BIGDATA-LAB-RECORD-PART-1.docx
+++ b/Record/BIGDATA-LAB-RECORD-PART-1.docx
@@ -1391,7 +1391,7 @@
           </mc:Choice>
           <mc:Fallback>
             <w:pict>
-              <v:oval w14:anchorId="4EB81062" id="Oval 18" o:spid="_x0000_s1026" style="position:absolute;margin-left:14.5pt;margin-top:32.85pt;width:118pt;height:94pt;z-index:251659264;visibility:visible;mso-wrap-style:square;mso-width-percent:0;mso-height-percent:0;mso-wrap-distance-left:9pt;mso-wrap-distance-top:0;mso-wrap-distance-right:9pt;mso-wrap-distance-bottom:0;mso-position-horizontal:absolute;mso-position-horizontal-relative:text;mso-position-vertical:absolute;mso-position-vertical-relative:text;mso-width-percent:0;mso-height-percent:0;mso-width-relative:margin;mso-height-relative:margin;v-text-anchor:middle" o:gfxdata="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" filled="f" strokecolor="black [3213]" strokeweight="2pt"/>
+              <v:oval w14:anchorId="120C0F3B" id="Oval 18" o:spid="_x0000_s1026" style="position:absolute;margin-left:14.5pt;margin-top:32.85pt;width:118pt;height:94pt;z-index:251659264;visibility:visible;mso-wrap-style:square;mso-width-percent:0;mso-height-percent:0;mso-wrap-distance-left:9pt;mso-wrap-distance-top:0;mso-wrap-distance-right:9pt;mso-wrap-distance-bottom:0;mso-position-horizontal:absolute;mso-position-horizontal-relative:text;mso-position-vertical:absolute;mso-position-vertical-relative:text;mso-width-percent:0;mso-height-percent:0;mso-width-relative:margin;mso-height-relative:margin;v-text-anchor:middle" o:gfxdata="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" filled="f" strokecolor="black [3213]" strokeweight="2pt"/>
             </w:pict>
           </mc:Fallback>
         </mc:AlternateContent>
@@ -1859,6 +1859,14 @@
                 <w:szCs w:val="24"/>
               </w:rPr>
             </w:pPr>
+            <w:r>
+              <w:rPr>
+                <w:rFonts w:ascii="Times New Roman" w:hAnsi="Times New Roman" w:cs="Times New Roman"/>
+                <w:sz w:val="24"/>
+                <w:szCs w:val="24"/>
+              </w:rPr>
+              <w:t>13-09-2024</w:t>
+            </w:r>
           </w:p>
         </w:tc>
         <w:tc>
@@ -2018,6 +2026,14 @@
                 <w:szCs w:val="24"/>
               </w:rPr>
             </w:pPr>
+            <w:r>
+              <w:rPr>
+                <w:rFonts w:ascii="Times New Roman" w:hAnsi="Times New Roman" w:cs="Times New Roman"/>
+                <w:sz w:val="24"/>
+                <w:szCs w:val="24"/>
+              </w:rPr>
+              <w:t>19-09-2024</w:t>
+            </w:r>
           </w:p>
         </w:tc>
         <w:tc>
@@ -2055,15 +2071,7 @@
                 <w:sz w:val="24"/>
                 <w:szCs w:val="24"/>
               </w:rPr>
-              <w:t>0</w:t>
-            </w:r>
-            <w:r>
-              <w:rPr>
-                <w:rFonts w:ascii="Times New Roman" w:hAnsi="Times New Roman" w:cs="Times New Roman"/>
-                <w:sz w:val="24"/>
-                <w:szCs w:val="24"/>
-              </w:rPr>
-              <w:t>2</w:t>
+              <w:t>02</w:t>
             </w:r>
           </w:p>
         </w:tc>
@@ -2185,6 +2193,14 @@
                 <w:szCs w:val="24"/>
               </w:rPr>
             </w:pPr>
+            <w:r>
+              <w:rPr>
+                <w:rFonts w:ascii="Times New Roman" w:hAnsi="Times New Roman" w:cs="Times New Roman"/>
+                <w:sz w:val="24"/>
+                <w:szCs w:val="24"/>
+              </w:rPr>
+              <w:t>26-09-2024</w:t>
+            </w:r>
           </w:p>
         </w:tc>
         <w:tc>
@@ -2222,15 +2238,7 @@
                 <w:sz w:val="24"/>
                 <w:szCs w:val="24"/>
               </w:rPr>
-              <w:t>0</w:t>
-            </w:r>
-            <w:r>
-              <w:rPr>
-                <w:rFonts w:ascii="Times New Roman" w:hAnsi="Times New Roman" w:cs="Times New Roman"/>
-                <w:sz w:val="24"/>
-                <w:szCs w:val="24"/>
-              </w:rPr>
-              <w:t>3</w:t>
+              <w:t>03</w:t>
             </w:r>
           </w:p>
         </w:tc>
@@ -2352,6 +2360,14 @@
                 <w:szCs w:val="24"/>
               </w:rPr>
             </w:pPr>
+            <w:r>
+              <w:rPr>
+                <w:rFonts w:ascii="Times New Roman" w:hAnsi="Times New Roman" w:cs="Times New Roman"/>
+                <w:sz w:val="24"/>
+                <w:szCs w:val="24"/>
+              </w:rPr>
+              <w:t>03-10-2024</w:t>
+            </w:r>
           </w:p>
         </w:tc>
         <w:tc>
@@ -2389,15 +2405,7 @@
                 <w:sz w:val="24"/>
                 <w:szCs w:val="24"/>
               </w:rPr>
-              <w:t>0</w:t>
-            </w:r>
-            <w:r>
-              <w:rPr>
-                <w:rFonts w:ascii="Times New Roman" w:hAnsi="Times New Roman" w:cs="Times New Roman"/>
-                <w:sz w:val="24"/>
-                <w:szCs w:val="24"/>
-              </w:rPr>
-              <w:t>5</w:t>
+              <w:t>05</w:t>
             </w:r>
           </w:p>
         </w:tc>
@@ -2512,12 +2520,21 @@
           </w:p>
           <w:p>
             <w:pPr>
-              <w:rPr>
-                <w:rFonts w:ascii="Times New Roman" w:hAnsi="Times New Roman" w:cs="Times New Roman"/>
-                <w:sz w:val="24"/>
-                <w:szCs w:val="24"/>
-              </w:rPr>
-            </w:pPr>
+              <w:jc w:val="center"/>
+              <w:rPr>
+                <w:rFonts w:ascii="Times New Roman" w:hAnsi="Times New Roman" w:cs="Times New Roman"/>
+                <w:sz w:val="24"/>
+                <w:szCs w:val="24"/>
+              </w:rPr>
+            </w:pPr>
+            <w:r>
+              <w:rPr>
+                <w:rFonts w:ascii="Times New Roman" w:hAnsi="Times New Roman" w:cs="Times New Roman"/>
+                <w:sz w:val="24"/>
+                <w:szCs w:val="24"/>
+              </w:rPr>
+              <w:t>10-10-2024</w:t>
+            </w:r>
           </w:p>
         </w:tc>
         <w:tc>
@@ -2555,15 +2572,7 @@
                 <w:sz w:val="24"/>
                 <w:szCs w:val="24"/>
               </w:rPr>
-              <w:t>0</w:t>
-            </w:r>
-            <w:r>
-              <w:rPr>
-                <w:rFonts w:ascii="Times New Roman" w:hAnsi="Times New Roman" w:cs="Times New Roman"/>
-                <w:sz w:val="24"/>
-                <w:szCs w:val="24"/>
-              </w:rPr>
-              <w:t>7</w:t>
+              <w:t>07</w:t>
             </w:r>
           </w:p>
         </w:tc>
@@ -2685,6 +2694,14 @@
                 <w:szCs w:val="24"/>
               </w:rPr>
             </w:pPr>
+            <w:r>
+              <w:rPr>
+                <w:rFonts w:ascii="Times New Roman" w:hAnsi="Times New Roman" w:cs="Times New Roman"/>
+                <w:sz w:val="24"/>
+                <w:szCs w:val="24"/>
+              </w:rPr>
+              <w:t>15-11-2024</w:t>
+            </w:r>
           </w:p>
         </w:tc>
         <w:tc>
@@ -2844,6 +2861,14 @@
                 <w:szCs w:val="24"/>
               </w:rPr>
             </w:pPr>
+            <w:r>
+              <w:rPr>
+                <w:rFonts w:ascii="Times New Roman" w:hAnsi="Times New Roman" w:cs="Times New Roman"/>
+                <w:sz w:val="24"/>
+                <w:szCs w:val="24"/>
+              </w:rPr>
+              <w:t>22-11-2024</w:t>
+            </w:r>
           </w:p>
         </w:tc>
         <w:tc>
@@ -3003,6 +3028,14 @@
                 <w:szCs w:val="24"/>
               </w:rPr>
             </w:pPr>
+            <w:r>
+              <w:rPr>
+                <w:rFonts w:ascii="Times New Roman" w:hAnsi="Times New Roman" w:cs="Times New Roman"/>
+                <w:sz w:val="24"/>
+                <w:szCs w:val="24"/>
+              </w:rPr>
+              <w:t>29-11-2024</w:t>
+            </w:r>
           </w:p>
           <w:p>
             <w:pPr>
